--- a/wyprowadzenie_szeregow_Taylora_i_Maclaurina/wyprowadzenie_szeregow_Taylora_i_Maclaurina_ver004.docx
+++ b/wyprowadzenie_szeregow_Taylora_i_Maclaurina/wyprowadzenie_szeregow_Taylora_i_Maclaurina_ver004.docx
@@ -868,14 +868,9 @@
       <w:r>
         <w:t>Jeżeli obliczymy pierwszą pochodną rozwinięcia (</w:t>
       </w:r>
-      <w:hyperlink w:anchor="eq:szereg_potegowy">
-        <w:r>
-          <w:rPr>
-            <w:rStyle w:val="Hyperlink"/>
-          </w:rPr>
-          <w:t>1</w:t>
-        </w:r>
-      </w:hyperlink>
+      <w:r>
+        <w:t>1</w:t>
+      </w:r>
       <w:r>
         <w:t>) to otrzymamy</w:t>
       </w:r>
@@ -2207,9 +2202,11 @@
       <w:pPr>
         <w:pStyle w:val="FirstParagraph"/>
       </w:pPr>
+      <w:proofErr w:type="gramStart"/>
       <w:r>
-        <w:t>Ponownie,</w:t>
+        <w:t>Ponownie</w:t>
       </w:r>
+      <w:proofErr w:type="gramEnd"/>
       <w:r>
         <w:t xml:space="preserve"> jeżeli obliczymy trzecią pochodną rozwinięcia funkcji </w:t>
       </w:r>
@@ -3192,7 +3189,7 @@
         <w:t xml:space="preserve"> w rozwinięciu w szereg potęgowy (</w:t>
       </w:r>
       <w:r>
-        <w:t>2</w:t>
+        <w:t>1</w:t>
       </w:r>
       <w:r>
         <w:t>) wynosi</w:t>
@@ -3377,7 +3374,7 @@
         <w:t>Stosując powyższy rezultat otrzymujemy, że rozwinięcie w szereg potęgowy (</w:t>
       </w:r>
       <w:r>
-        <w:t>2</w:t>
+        <w:t>1</w:t>
       </w:r>
       <w:r>
         <w:t>) możemy zapisać jako sumę</w:t>
@@ -5976,31 +5973,6 @@
                           <w:rPr>
                             <w:rFonts w:ascii="Cambria Math" w:hAnsi="Cambria Math"/>
                           </w:rPr>
-                          <m:t>i</m:t>
-                        </m:r>
-                      </m:e>
-                      <m:sup>
-                        <m:r>
-                          <w:rPr>
-                            <w:rFonts w:ascii="Cambria Math" w:hAnsi="Cambria Math"/>
-                          </w:rPr>
-                          <m:t>0</m:t>
-                        </m:r>
-                      </m:sup>
-                    </m:sSup>
-                    <m:sSup>
-                      <m:sSupPr>
-                        <m:ctrlPr>
-                          <w:rPr>
-                            <w:rFonts w:ascii="Cambria Math" w:hAnsi="Cambria Math"/>
-                          </w:rPr>
-                        </m:ctrlPr>
-                      </m:sSupPr>
-                      <m:e>
-                        <m:r>
-                          <w:rPr>
-                            <w:rFonts w:ascii="Cambria Math" w:hAnsi="Cambria Math"/>
-                          </w:rPr>
                           <m:t>x</m:t>
                         </m:r>
                       </m:e>
@@ -7592,19 +7564,7 @@
         <w:pStyle w:val="FirstParagraph"/>
       </w:pPr>
       <w:r>
-        <w:t>Z wzorów</w:t>
-      </w:r>
-      <w:r>
-        <w:t xml:space="preserve"> (18)</w:t>
-      </w:r>
-      <w:r>
-        <w:t xml:space="preserve"> </w:t>
-      </w:r>
-      <w:r>
-        <w:t xml:space="preserve">oraz (19) </w:t>
-      </w:r>
-      <w:r>
-        <w:t xml:space="preserve">na odpowiednie szeregi Maclaurina można obliczyć wartości funkcji </w:t>
+        <w:t xml:space="preserve">Z powyższych wzorów na odpowiednie szeregi Maclaurina można obliczyć wartości funkcji </w:t>
       </w:r>
       <m:oMath>
         <m:r>
@@ -7680,7 +7640,7 @@
   <w:abstractNum w:abstractNumId="0" w15:restartNumberingAfterBreak="0">
     <w:nsid w:val="0000A990"/>
     <w:multiLevelType w:val="multilevel"/>
-    <w:tmpl w:val="1F08C2A8"/>
+    <w:tmpl w:val="0442D3D4"/>
     <w:lvl w:ilvl="0">
       <w:numFmt w:val="bullet"/>
       <w:lvlText w:val=" "/>
@@ -7754,7 +7714,7 @@
       </w:pPr>
     </w:lvl>
   </w:abstractNum>
-  <w:num w:numId="1" w16cid:durableId="1503281020">
+  <w:num w:numId="1" w16cid:durableId="1985088147">
     <w:abstractNumId w:val="0"/>
   </w:num>
 </w:numbering>
